--- a/doc/2601_miniWheelie_CDC_V1.0.0.docx
+++ b/doc/2601_miniWheelie_CDC_V1.0.0.docx
@@ -10,10 +10,10 @@
         <w:t>Projet</w:t>
       </w:r>
       <w:r>
-        <w:t xml:space="preserve"> ETML-ES – Modification</w:t>
-      </w:r>
-      <w:r>
-        <w:t xml:space="preserve"> POBJ</w:t>
+        <w:t xml:space="preserve"> ETML-ES – </w:t>
+      </w:r>
+      <w:r>
+        <w:t>Cahier des charges</w:t>
       </w:r>
     </w:p>
     <w:p>
@@ -22,19 +22,11 @@
           <w:i/>
         </w:rPr>
       </w:pPr>
-      <w:proofErr w:type="gramStart"/>
       <w:r>
         <w:rPr>
           <w:i/>
         </w:rPr>
-        <w:t>Note:</w:t>
-      </w:r>
-      <w:proofErr w:type="gramEnd"/>
-      <w:r>
-        <w:rPr>
-          <w:i/>
-        </w:rPr>
-        <w:t xml:space="preserve"> Les textes explicatifs en italique peuvent être supprimés</w:t>
+        <w:t>Note: Les textes explicatifs en italique peuvent être supprimés</w:t>
       </w:r>
     </w:p>
     <w:p>
@@ -142,14 +134,12 @@
                 <w:b/>
               </w:rPr>
             </w:pPr>
-            <w:proofErr w:type="gramStart"/>
             <w:r>
               <w:rPr>
                 <w:b/>
               </w:rPr>
               <w:t>Département:</w:t>
             </w:r>
-            <w:proofErr w:type="gramEnd"/>
           </w:p>
         </w:tc>
         <w:tc>
@@ -200,13 +190,8 @@
           </w:tcPr>
           <w:p>
             <w:r>
-              <w:t xml:space="preserve">Nicolas </w:t>
-            </w:r>
-            <w:proofErr w:type="spellStart"/>
-            <w:r>
-              <w:t>Merlini</w:t>
-            </w:r>
-            <w:proofErr w:type="spellEnd"/>
+              <w:t>Nicolas Merlini</w:t>
+            </w:r>
           </w:p>
         </w:tc>
         <w:tc>
@@ -215,7 +200,6 @@
             <w:shd w:val="clear" w:color="auto" w:fill="C5E0B3" w:themeFill="accent6" w:themeFillTint="66"/>
           </w:tcPr>
           <w:p>
-            <w:proofErr w:type="gramStart"/>
             <w:r>
               <w:rPr>
                 <w:rStyle w:val="lev"/>
@@ -228,7 +212,6 @@
               </w:rPr>
               <w:t>:</w:t>
             </w:r>
-            <w:proofErr w:type="gramEnd"/>
           </w:p>
         </w:tc>
         <w:tc>
@@ -293,13 +276,8 @@
           </w:tcPr>
           <w:p>
             <w:r>
-              <w:t xml:space="preserve">Software / </w:t>
-            </w:r>
-            <w:proofErr w:type="spellStart"/>
-            <w:r>
-              <w:t>Firmware</w:t>
-            </w:r>
-            <w:proofErr w:type="spellEnd"/>
+              <w:t>Software / Firmware</w:t>
+            </w:r>
           </w:p>
         </w:tc>
       </w:tr>
@@ -416,14 +394,12 @@
                 <w:b/>
               </w:rPr>
             </w:pPr>
-            <w:proofErr w:type="gramStart"/>
             <w:r>
               <w:rPr>
                 <w:b/>
               </w:rPr>
               <w:t>Filière:</w:t>
             </w:r>
-            <w:proofErr w:type="gramEnd"/>
           </w:p>
         </w:tc>
         <w:tc>
@@ -478,14 +454,12 @@
                 <w:b/>
               </w:rPr>
             </w:pPr>
-            <w:proofErr w:type="gramStart"/>
             <w:r>
               <w:rPr>
                 <w:b/>
               </w:rPr>
               <w:t>Date:</w:t>
             </w:r>
-            <w:proofErr w:type="gramEnd"/>
           </w:p>
         </w:tc>
         <w:tc>
@@ -546,18 +520,64 @@
         <w:t>2601_miniWheelie</w:t>
       </w:r>
       <w:r>
-        <w:t xml:space="preserve"> permet d'explorer la régulation PID pour l'auto-équilibrage. Il intègre un module MPU-6050 pour la détection d'inclinaison, un capteur HC-SR04 pour l'évitement d'obstacles et un écran TFT de 2,9 pouces pour l'affichage des informations.</w:t>
+        <w:t xml:space="preserve"> permet d'explorer la régulation PID pour l'auto-équilibrage. Il intègre un module</w:t>
+      </w:r>
+      <w:r>
+        <w:t xml:space="preserve"> inertiel</w:t>
+      </w:r>
+      <w:r>
+        <w:t xml:space="preserve"> MPU-6050 pour la détection d'inclinaison, un capteur</w:t>
+      </w:r>
+      <w:r>
+        <w:t xml:space="preserve"> ultra sonique</w:t>
+      </w:r>
+      <w:r>
+        <w:t xml:space="preserve"> HC-SR04 pour l'évitement d'obstacles et un écran TFT de 2,9 pouces pour l'affichage des informations.</w:t>
       </w:r>
     </w:p>
     <w:p>
-      <w:pPr>
-        <w:pStyle w:val="Titre1"/>
-      </w:pPr>
-      <w:r>
-        <w:t>Tâches à réaliser</w:t>
-      </w:r>
+      <w:r>
+        <w:t xml:space="preserve">Lien du robot (25.02.2026) : </w:t>
+      </w:r>
+      <w:hyperlink r:id="rId10" w:history="1">
+        <w:r>
+          <w:rPr>
+            <w:rStyle w:val="Lienhypertexte"/>
+          </w:rPr>
+          <w:t>https://www.elektor.com/products/elektor-mini-wheelie-self-balancing-robot?utm_source=elektormagazine.com&amp;utm_medium=ProductLink&amp;utm_campaign=english-feed%20&amp;utm_content=Elektor%20Mini-Wheelie%20Self-Balancing%20Robot</w:t>
+        </w:r>
+      </w:hyperlink>
     </w:p>
     <w:p>
+      <w:r>
+        <w:t xml:space="preserve">Code et documentation (25.02.2026) : </w:t>
+      </w:r>
+      <w:hyperlink r:id="rId11" w:history="1">
+        <w:r>
+          <w:rPr>
+            <w:rStyle w:val="Lienhypertexte"/>
+          </w:rPr>
+          <w:t>https://www.elektormagazine.com/labs/self-balancing-robot-with-maker-fabs</w:t>
+        </w:r>
+      </w:hyperlink>
+      <w:r>
+        <w:t xml:space="preserve"> </w:t>
+      </w:r>
+    </w:p>
+    <w:p>
+      <w:r>
+        <w:t xml:space="preserve">Utilise l’application dabble pour le contrôler. </w:t>
+      </w:r>
+    </w:p>
+    <w:p>
+      <w:pPr>
+        <w:pStyle w:val="Titre1"/>
+      </w:pPr>
+      <w:r>
+        <w:t>Tâches à réaliser</w:t>
+      </w:r>
+    </w:p>
+    <w:p>
       <w:pPr>
         <w:pStyle w:val="Titre2"/>
       </w:pPr>
@@ -565,9 +585,6 @@
         <w:t>Livrable</w:t>
       </w:r>
     </w:p>
-    <w:p/>
-    <w:p/>
-    <w:p/>
     <w:p>
       <w:pPr>
         <w:rPr>
@@ -580,226 +597,15 @@
           <w:i/>
           <w:iCs/>
         </w:rPr>
-        <w:t xml:space="preserve">Quel est </w:t>
-      </w:r>
-      <w:r>
-        <w:rPr>
-          <w:i/>
-          <w:iCs/>
-        </w:rPr>
-        <w:t>le résultat tangible de la production réelle, appréhendable, mesurable que vous allez réaliser</w:t>
-      </w:r>
-      <w:r>
-        <w:rPr>
-          <w:i/>
-          <w:iCs/>
-        </w:rPr>
-        <w:t xml:space="preserve"> (implique </w:t>
-      </w:r>
-      <w:r>
-        <w:rPr>
-          <w:i/>
-          <w:iCs/>
-        </w:rPr>
-        <w:t>la conception, le codage</w:t>
-      </w:r>
-      <w:r>
-        <w:rPr>
-          <w:i/>
-          <w:iCs/>
-        </w:rPr>
-        <w:t xml:space="preserve"> selon </w:t>
-      </w:r>
-      <w:r>
-        <w:rPr>
-          <w:i/>
-          <w:iCs/>
-        </w:rPr>
-        <w:t>le standard ETM-ES</w:t>
-      </w:r>
-      <w:r>
-        <w:rPr>
-          <w:i/>
-          <w:iCs/>
-        </w:rPr>
-        <w:t xml:space="preserve"> et les tests</w:t>
-      </w:r>
-      <w:r>
-        <w:rPr>
-          <w:i/>
-          <w:iCs/>
-        </w:rPr>
-        <w:t xml:space="preserve"> </w:t>
-      </w:r>
-      <w:r>
-        <w:rPr>
-          <w:i/>
-          <w:iCs/>
-        </w:rPr>
-        <w:t>et comparaison avec version précédente</w:t>
-      </w:r>
-      <w:r>
-        <w:rPr>
-          <w:i/>
-          <w:iCs/>
-        </w:rPr>
-        <w:t>)</w:t>
+        <w:t>Ce projet a pour but de créer un robot démonstrateur pour l’apprentissage de la régulation PID par la visualisation. Il sera fourni un manuel de mise en œuvre ainsi que le code requis pour les fonctionnalités du point 2.3.</w:t>
       </w:r>
     </w:p>
     <w:p>
       <w:pPr>
-        <w:rPr>
-          <w:i/>
-          <w:iCs/>
-        </w:rPr>
-      </w:pPr>
-      <w:r>
-        <w:rPr>
-          <w:i/>
-          <w:iCs/>
-        </w:rPr>
-        <w:t xml:space="preserve">Exemple : </w:t>
-      </w:r>
-      <w:proofErr w:type="spellStart"/>
-      <w:r>
-        <w:rPr>
-          <w:i/>
-          <w:iCs/>
-        </w:rPr>
-        <w:t>Firmware</w:t>
-      </w:r>
-      <w:proofErr w:type="spellEnd"/>
-      <w:r>
-        <w:rPr>
-          <w:i/>
-          <w:iCs/>
-        </w:rPr>
-        <w:t xml:space="preserve"> ou software</w:t>
-      </w:r>
-      <w:r>
-        <w:rPr>
-          <w:i/>
-          <w:iCs/>
-        </w:rPr>
-        <w:t xml:space="preserve"> qui réalise </w:t>
-      </w:r>
-      <w:r>
-        <w:rPr>
-          <w:i/>
-          <w:iCs/>
-        </w:rPr>
-        <w:t>la ou les fonctions</w:t>
-      </w:r>
-      <w:proofErr w:type="gramStart"/>
-      <w:r>
-        <w:rPr>
-          <w:i/>
-          <w:iCs/>
-        </w:rPr>
-        <w:t xml:space="preserve"> ….</w:t>
-      </w:r>
-      <w:proofErr w:type="gramEnd"/>
-      <w:r>
-        <w:rPr>
-          <w:i/>
-          <w:iCs/>
-        </w:rPr>
-        <w:t xml:space="preserve">, avec le numéro de la nouvelle version et </w:t>
-      </w:r>
-      <w:r>
-        <w:rPr>
-          <w:i/>
-          <w:iCs/>
-        </w:rPr>
-        <w:t xml:space="preserve">la documentation </w:t>
-      </w:r>
-      <w:r>
-        <w:rPr>
-          <w:i/>
-          <w:iCs/>
-        </w:rPr>
-        <w:t>(</w:t>
-      </w:r>
-      <w:proofErr w:type="spellStart"/>
-      <w:r>
-        <w:rPr>
-          <w:i/>
-          <w:iCs/>
-        </w:rPr>
-        <w:t>struc</w:t>
-      </w:r>
-      <w:r>
-        <w:rPr>
-          <w:i/>
-          <w:iCs/>
-        </w:rPr>
-        <w:t>to</w:t>
-      </w:r>
-      <w:proofErr w:type="spellEnd"/>
-      <w:r>
-        <w:rPr>
-          <w:i/>
-          <w:iCs/>
-        </w:rPr>
-        <w:t xml:space="preserve">, pseudocode, </w:t>
-      </w:r>
-      <w:r>
-        <w:rPr>
-          <w:i/>
-          <w:iCs/>
-        </w:rPr>
-        <w:t>machines d’état)</w:t>
-      </w:r>
-      <w:r>
-        <w:rPr>
-          <w:i/>
-          <w:iCs/>
-        </w:rPr>
-        <w:t xml:space="preserve"> et les</w:t>
-      </w:r>
-      <w:r>
-        <w:rPr>
-          <w:i/>
-          <w:iCs/>
-        </w:rPr>
-        <w:t xml:space="preserve"> </w:t>
-      </w:r>
-      <w:r>
-        <w:rPr>
-          <w:i/>
-          <w:iCs/>
-        </w:rPr>
-        <w:t>r</w:t>
-      </w:r>
-      <w:r>
-        <w:rPr>
-          <w:i/>
-          <w:iCs/>
-        </w:rPr>
-        <w:t>ésultat des tests</w:t>
-      </w:r>
-      <w:r>
-        <w:rPr>
-          <w:i/>
-          <w:iCs/>
-        </w:rPr>
-        <w:t>.</w:t>
-      </w:r>
-    </w:p>
-    <w:p>
-      <w:pPr>
         <w:pStyle w:val="Titre2"/>
       </w:pPr>
       <w:r>
-        <w:t xml:space="preserve">Archivage sur </w:t>
-      </w:r>
-      <w:proofErr w:type="spellStart"/>
-      <w:r>
-        <w:t>Github</w:t>
-      </w:r>
-      <w:proofErr w:type="spellEnd"/>
-      <w:r>
-        <w:t xml:space="preserve"> (optionnel)</w:t>
+        <w:t>Archivage sur Github (optionnel)</w:t>
       </w:r>
     </w:p>
     <w:p>
@@ -831,7 +637,7 @@
           <w:iCs/>
         </w:rPr>
       </w:pPr>
-      <w:hyperlink r:id="rId10" w:history="1">
+      <w:hyperlink r:id="rId12" w:history="1">
         <w:r>
           <w:rPr>
             <w:rStyle w:val="Lienhypertexte"/>
@@ -1045,11 +851,9 @@
             <w:pPr>
               <w:jc w:val="center"/>
             </w:pPr>
-            <w:proofErr w:type="spellStart"/>
             <w:r>
               <w:t>Done</w:t>
             </w:r>
-            <w:proofErr w:type="spellEnd"/>
           </w:p>
         </w:tc>
       </w:tr>
@@ -1113,11 +917,9 @@
             <w:pPr>
               <w:jc w:val="center"/>
             </w:pPr>
-            <w:proofErr w:type="spellStart"/>
             <w:r>
               <w:t>Done</w:t>
             </w:r>
-            <w:proofErr w:type="spellEnd"/>
           </w:p>
         </w:tc>
       </w:tr>
@@ -1169,13 +971,8 @@
               <w:jc w:val="both"/>
             </w:pPr>
             <w:r>
-              <w:t xml:space="preserve">Faire le repo </w:t>
-            </w:r>
-            <w:proofErr w:type="spellStart"/>
-            <w:r>
-              <w:t>Github</w:t>
-            </w:r>
-            <w:proofErr w:type="spellEnd"/>
+              <w:t>Faire le repo Github</w:t>
+            </w:r>
           </w:p>
         </w:tc>
         <w:tc>
@@ -1186,11 +983,9 @@
             <w:pPr>
               <w:jc w:val="center"/>
             </w:pPr>
-            <w:proofErr w:type="spellStart"/>
             <w:r>
               <w:t>Done</w:t>
             </w:r>
-            <w:proofErr w:type="spellEnd"/>
           </w:p>
         </w:tc>
       </w:tr>
@@ -1254,11 +1049,9 @@
             <w:pPr>
               <w:jc w:val="center"/>
             </w:pPr>
-            <w:proofErr w:type="spellStart"/>
             <w:r>
               <w:t>Done</w:t>
             </w:r>
-            <w:proofErr w:type="spellEnd"/>
           </w:p>
         </w:tc>
       </w:tr>
@@ -1769,14 +1562,12 @@
                 <w:rStyle w:val="lev"/>
               </w:rPr>
             </w:pPr>
-            <w:proofErr w:type="gramStart"/>
             <w:r>
               <w:rPr>
                 <w:rStyle w:val="lev"/>
               </w:rPr>
               <w:t>n</w:t>
             </w:r>
-            <w:proofErr w:type="gramEnd"/>
           </w:p>
         </w:tc>
         <w:tc>
@@ -1873,50 +1664,19 @@
           <w:lang w:val="de-CH"/>
         </w:rPr>
       </w:pPr>
-      <w:proofErr w:type="spellStart"/>
       <w:r>
         <w:rPr>
           <w:lang w:val="de-CH"/>
         </w:rPr>
-        <w:t>Elector</w:t>
-      </w:r>
-      <w:proofErr w:type="spellEnd"/>
+        <w:t xml:space="preserve">Elector Mini Wheelie Self </w:t>
+      </w:r>
       <w:r>
         <w:rPr>
           <w:lang w:val="de-CH"/>
         </w:rPr>
-        <w:t xml:space="preserve"> Mini Wheelie </w:t>
-      </w:r>
-      <w:proofErr w:type="spellStart"/>
-      <w:r>
-        <w:rPr>
-          <w:lang w:val="de-CH"/>
-        </w:rPr>
-        <w:t>Self</w:t>
-      </w:r>
-      <w:proofErr w:type="spellEnd"/>
-      <w:r>
-        <w:rPr>
-          <w:lang w:val="de-CH"/>
-        </w:rPr>
-        <w:t xml:space="preserve"> </w:t>
-      </w:r>
-      <w:proofErr w:type="spellStart"/>
-      <w:r>
-        <w:rPr>
-          <w:lang w:val="de-CH"/>
-        </w:rPr>
-        <w:t>Balancing</w:t>
-      </w:r>
-      <w:proofErr w:type="spellEnd"/>
-      <w:r>
-        <w:rPr>
-          <w:lang w:val="de-CH"/>
-        </w:rPr>
-        <w:t xml:space="preserve"> Robot</w:t>
+        <w:t>Balancing Robot</w:t>
       </w:r>
     </w:p>
-    <w:p/>
     <w:p>
       <w:pPr>
         <w:pStyle w:val="Titre2"/>
@@ -1999,8 +1759,8 @@
       </w:r>
     </w:p>
     <w:sectPr>
-      <w:headerReference w:type="default" r:id="rId11"/>
-      <w:footerReference w:type="default" r:id="rId12"/>
+      <w:headerReference w:type="default" r:id="rId13"/>
+      <w:footerReference w:type="default" r:id="rId14"/>
       <w:pgSz w:w="11906" w:h="16838"/>
       <w:pgMar w:top="1417" w:right="1417" w:bottom="1417" w:left="1417" w:header="708" w:footer="708" w:gutter="0"/>
       <w:cols w:space="708"/>
@@ -2057,14 +1817,12 @@
       </w:rPr>
       <w:t xml:space="preserve"> – </w:t>
     </w:r>
-    <w:proofErr w:type="spellStart"/>
     <w:r>
       <w:rPr>
         <w:lang w:val="en-GB"/>
       </w:rPr>
       <w:t>Fev</w:t>
     </w:r>
-    <w:proofErr w:type="spellEnd"/>
     <w:r>
       <w:rPr>
         <w:lang w:val="en-GB"/>
@@ -2293,7 +2051,22 @@
         <w:lang w:eastAsia="fr-FR"/>
       </w:rPr>
       <w:tab/>
-      <w:t>ELCO – SLO</w:t>
+    </w:r>
+    <w:r>
+      <w:rPr>
+        <w:szCs w:val="24"/>
+        <w:u w:val="single"/>
+        <w:lang w:eastAsia="fr-FR"/>
+      </w:rPr>
+      <w:t>POBJ</w:t>
+    </w:r>
+    <w:r>
+      <w:rPr>
+        <w:szCs w:val="24"/>
+        <w:u w:val="single"/>
+        <w:lang w:eastAsia="fr-FR"/>
+      </w:rPr>
+      <w:t xml:space="preserve"> – SLO</w:t>
     </w:r>
   </w:p>
   <w:p>
@@ -4184,10 +3957,19 @@
 </file>
 
 <file path=customXml/item1.xml><?xml version="1.0" encoding="utf-8"?>
+<?mso-contentType ?>
+<FormTemplates xmlns="http://schemas.microsoft.com/sharepoint/v3/contenttype/forms">
+  <Display>DocumentLibraryForm</Display>
+  <Edit>DocumentLibraryForm</Edit>
+  <New>DocumentLibraryForm</New>
+</FormTemplates>
+</file>
+
+<file path=customXml/item2.xml><?xml version="1.0" encoding="utf-8"?>
 <b:Sources xmlns:b="http://schemas.openxmlformats.org/officeDocument/2006/bibliography" xmlns="http://schemas.openxmlformats.org/officeDocument/2006/bibliography" SelectedStyle="\APASixthEditionOfficeOnline.xsl" StyleName="APA" Version="6"/>
 </file>
 
-<file path=customXml/item2.xml><?xml version="1.0" encoding="utf-8"?>
+<file path=customXml/item3.xml><?xml version="1.0" encoding="utf-8"?>
 <ct:contentTypeSchema xmlns:ct="http://schemas.microsoft.com/office/2006/metadata/contentType" xmlns:ma="http://schemas.microsoft.com/office/2006/metadata/properties/metaAttributes" ct:_="" ma:_="" ma:contentTypeName="Document" ma:contentTypeID="0x01010090A8A68FDE73AC4D8CBDB9BFAD8C387B" ma:contentTypeVersion="12" ma:contentTypeDescription="Crée un document." ma:contentTypeScope="" ma:versionID="0ed26bf5a55ced8606c974761e09e4fa">
   <xsd:schema xmlns:xsd="http://www.w3.org/2001/XMLSchema" xmlns:xs="http://www.w3.org/2001/XMLSchema" xmlns:p="http://schemas.microsoft.com/office/2006/metadata/properties" xmlns:ns2="e22defc6-895c-4d17-8d51-52c58cbdf9c8" xmlns:ns3="f7d9f5a6-831d-4621-8c77-cbcaf993e406" targetNamespace="http://schemas.microsoft.com/office/2006/metadata/properties" ma:root="true" ma:fieldsID="ddefb2dbb2671fc4cf4f5694cdb776bd" ns2:_="" ns3:_="">
     <xsd:import namespace="e22defc6-895c-4d17-8d51-52c58cbdf9c8"/>
@@ -4402,16 +4184,15 @@
 </ct:contentTypeSchema>
 </file>
 
-<file path=customXml/item3.xml><?xml version="1.0" encoding="utf-8"?>
-<?mso-contentType ?>
-<FormTemplates xmlns="http://schemas.microsoft.com/sharepoint/v3/contenttype/forms">
-  <Display>DocumentLibraryForm</Display>
-  <Edit>DocumentLibraryForm</Edit>
-  <New>DocumentLibraryForm</New>
-</FormTemplates>
+<file path=customXml/itemProps1.xml><?xml version="1.0" encoding="utf-8"?>
+<ds:datastoreItem xmlns:ds="http://schemas.openxmlformats.org/officeDocument/2006/customXml" ds:itemID="{B03ABF83-E1E4-4C7B-9499-5CEDB757465A}">
+  <ds:schemaRefs>
+    <ds:schemaRef ds:uri="http://schemas.microsoft.com/sharepoint/v3/contenttype/forms"/>
+  </ds:schemaRefs>
+</ds:datastoreItem>
 </file>
 
-<file path=customXml/itemProps1.xml><?xml version="1.0" encoding="utf-8"?>
+<file path=customXml/itemProps2.xml><?xml version="1.0" encoding="utf-8"?>
 <ds:datastoreItem xmlns:ds="http://schemas.openxmlformats.org/officeDocument/2006/customXml" ds:itemID="{AE472BBA-CF51-4B02-9A02-AA5B1827B8FE}">
   <ds:schemaRefs>
     <ds:schemaRef ds:uri="http://schemas.openxmlformats.org/officeDocument/2006/bibliography"/>
@@ -4419,7 +4200,7 @@
 </ds:datastoreItem>
 </file>
 
-<file path=customXml/itemProps2.xml><?xml version="1.0" encoding="utf-8"?>
+<file path=customXml/itemProps3.xml><?xml version="1.0" encoding="utf-8"?>
 <ds:datastoreItem xmlns:ds="http://schemas.openxmlformats.org/officeDocument/2006/customXml" ds:itemID="{3030FE43-1AF5-4219-B946-E28A04AFBC24}">
   <ds:schemaRefs>
     <ds:schemaRef ds:uri="http://schemas.microsoft.com/office/2006/metadata/contentType"/>
@@ -4436,12 +4217,4 @@
     <ds:schemaRef ds:uri="http://schemas.microsoft.com/internal/obd"/>
   </ds:schemaRefs>
 </ds:datastoreItem>
-</file>
-
-<file path=customXml/itemProps3.xml><?xml version="1.0" encoding="utf-8"?>
-<ds:datastoreItem xmlns:ds="http://schemas.openxmlformats.org/officeDocument/2006/customXml" ds:itemID="{B03ABF83-E1E4-4C7B-9499-5CEDB757465A}">
-  <ds:schemaRefs>
-    <ds:schemaRef ds:uri="http://schemas.microsoft.com/sharepoint/v3/contenttype/forms"/>
-  </ds:schemaRefs>
-</ds:datastoreItem>
 </file>
--- a/doc/2601_miniWheelie_CDC_V1.0.0.docx
+++ b/doc/2601_miniWheelie_CDC_V1.0.0.docx
@@ -190,8 +190,13 @@
           </w:tcPr>
           <w:p>
             <w:r>
-              <w:t>Nicolas Merlini</w:t>
-            </w:r>
+              <w:t xml:space="preserve">Nicolas </w:t>
+            </w:r>
+            <w:proofErr w:type="spellStart"/>
+            <w:r>
+              <w:t>Merlini</w:t>
+            </w:r>
+            <w:proofErr w:type="spellEnd"/>
           </w:p>
         </w:tc>
         <w:tc>
@@ -276,8 +281,13 @@
           </w:tcPr>
           <w:p>
             <w:r>
-              <w:t>Software / Firmware</w:t>
-            </w:r>
+              <w:t xml:space="preserve">Software / </w:t>
+            </w:r>
+            <w:proofErr w:type="spellStart"/>
+            <w:r>
+              <w:t>Firmware</w:t>
+            </w:r>
+            <w:proofErr w:type="spellEnd"/>
           </w:p>
         </w:tc>
       </w:tr>
@@ -566,7 +576,15 @@
     </w:p>
     <w:p>
       <w:r>
-        <w:t xml:space="preserve">Utilise l’application dabble pour le contrôler. </w:t>
+        <w:t xml:space="preserve">Utilise l’application </w:t>
+      </w:r>
+      <w:proofErr w:type="spellStart"/>
+      <w:r>
+        <w:t>dabble</w:t>
+      </w:r>
+      <w:proofErr w:type="spellEnd"/>
+      <w:r>
+        <w:t xml:space="preserve"> pour le contrôler. </w:t>
       </w:r>
     </w:p>
     <w:p>
@@ -605,7 +623,15 @@
         <w:pStyle w:val="Titre2"/>
       </w:pPr>
       <w:r>
-        <w:t>Archivage sur Github (optionnel)</w:t>
+        <w:t xml:space="preserve">Archivage sur </w:t>
+      </w:r>
+      <w:proofErr w:type="spellStart"/>
+      <w:r>
+        <w:t>Github</w:t>
+      </w:r>
+      <w:proofErr w:type="spellEnd"/>
+      <w:r>
+        <w:t xml:space="preserve"> </w:t>
       </w:r>
     </w:p>
     <w:p>
@@ -627,7 +653,7 @@
           <w:i/>
           <w:iCs/>
         </w:rPr>
-        <w:t>sur Git selon accord avec le mandant</w:t>
+        <w:t xml:space="preserve">sur Git </w:t>
       </w:r>
     </w:p>
     <w:p>
@@ -851,9 +877,11 @@
             <w:pPr>
               <w:jc w:val="center"/>
             </w:pPr>
+            <w:proofErr w:type="spellStart"/>
             <w:r>
               <w:t>Done</w:t>
             </w:r>
+            <w:proofErr w:type="spellEnd"/>
           </w:p>
         </w:tc>
       </w:tr>
@@ -917,9 +945,11 @@
             <w:pPr>
               <w:jc w:val="center"/>
             </w:pPr>
+            <w:proofErr w:type="spellStart"/>
             <w:r>
               <w:t>Done</w:t>
             </w:r>
+            <w:proofErr w:type="spellEnd"/>
           </w:p>
         </w:tc>
       </w:tr>
@@ -971,8 +1001,13 @@
               <w:jc w:val="both"/>
             </w:pPr>
             <w:r>
-              <w:t>Faire le repo Github</w:t>
-            </w:r>
+              <w:t xml:space="preserve">Faire le repo </w:t>
+            </w:r>
+            <w:proofErr w:type="spellStart"/>
+            <w:r>
+              <w:t>Github</w:t>
+            </w:r>
+            <w:proofErr w:type="spellEnd"/>
           </w:p>
         </w:tc>
         <w:tc>
@@ -983,9 +1018,11 @@
             <w:pPr>
               <w:jc w:val="center"/>
             </w:pPr>
+            <w:proofErr w:type="spellStart"/>
             <w:r>
               <w:t>Done</w:t>
             </w:r>
+            <w:proofErr w:type="spellEnd"/>
           </w:p>
         </w:tc>
       </w:tr>
@@ -1049,9 +1086,11 @@
             <w:pPr>
               <w:jc w:val="center"/>
             </w:pPr>
+            <w:proofErr w:type="spellStart"/>
             <w:r>
               <w:t>Done</w:t>
             </w:r>
+            <w:proofErr w:type="spellEnd"/>
           </w:p>
         </w:tc>
       </w:tr>
@@ -1664,17 +1703,47 @@
           <w:lang w:val="de-CH"/>
         </w:rPr>
       </w:pPr>
+      <w:proofErr w:type="spellStart"/>
       <w:r>
         <w:rPr>
           <w:lang w:val="de-CH"/>
         </w:rPr>
-        <w:t xml:space="preserve">Elector Mini Wheelie Self </w:t>
-      </w:r>
+        <w:t>Elector</w:t>
+      </w:r>
+      <w:proofErr w:type="spellEnd"/>
       <w:r>
         <w:rPr>
           <w:lang w:val="de-CH"/>
         </w:rPr>
-        <w:t>Balancing Robot</w:t>
+        <w:t xml:space="preserve"> Mini Wheelie </w:t>
+      </w:r>
+      <w:proofErr w:type="spellStart"/>
+      <w:r>
+        <w:rPr>
+          <w:lang w:val="de-CH"/>
+        </w:rPr>
+        <w:t>Self</w:t>
+      </w:r>
+      <w:proofErr w:type="spellEnd"/>
+      <w:r>
+        <w:rPr>
+          <w:lang w:val="de-CH"/>
+        </w:rPr>
+        <w:t xml:space="preserve"> </w:t>
+      </w:r>
+      <w:proofErr w:type="spellStart"/>
+      <w:r>
+        <w:rPr>
+          <w:lang w:val="de-CH"/>
+        </w:rPr>
+        <w:t>Balancing</w:t>
+      </w:r>
+      <w:proofErr w:type="spellEnd"/>
+      <w:r>
+        <w:rPr>
+          <w:lang w:val="de-CH"/>
+        </w:rPr>
+        <w:t xml:space="preserve"> Robot</w:t>
       </w:r>
     </w:p>
     <w:p>
@@ -1817,12 +1886,14 @@
       </w:rPr>
       <w:t xml:space="preserve"> – </w:t>
     </w:r>
+    <w:proofErr w:type="spellStart"/>
     <w:r>
       <w:rPr>
         <w:lang w:val="en-GB"/>
       </w:rPr>
       <w:t>Fev</w:t>
     </w:r>
+    <w:proofErr w:type="spellEnd"/>
     <w:r>
       <w:rPr>
         <w:lang w:val="en-GB"/>
@@ -3957,19 +4028,6 @@
 </file>
 
 <file path=customXml/item1.xml><?xml version="1.0" encoding="utf-8"?>
-<?mso-contentType ?>
-<FormTemplates xmlns="http://schemas.microsoft.com/sharepoint/v3/contenttype/forms">
-  <Display>DocumentLibraryForm</Display>
-  <Edit>DocumentLibraryForm</Edit>
-  <New>DocumentLibraryForm</New>
-</FormTemplates>
-</file>
-
-<file path=customXml/item2.xml><?xml version="1.0" encoding="utf-8"?>
-<b:Sources xmlns:b="http://schemas.openxmlformats.org/officeDocument/2006/bibliography" xmlns="http://schemas.openxmlformats.org/officeDocument/2006/bibliography" SelectedStyle="\APASixthEditionOfficeOnline.xsl" StyleName="APA" Version="6"/>
-</file>
-
-<file path=customXml/item3.xml><?xml version="1.0" encoding="utf-8"?>
 <ct:contentTypeSchema xmlns:ct="http://schemas.microsoft.com/office/2006/metadata/contentType" xmlns:ma="http://schemas.microsoft.com/office/2006/metadata/properties/metaAttributes" ct:_="" ma:_="" ma:contentTypeName="Document" ma:contentTypeID="0x01010090A8A68FDE73AC4D8CBDB9BFAD8C387B" ma:contentTypeVersion="12" ma:contentTypeDescription="Crée un document." ma:contentTypeScope="" ma:versionID="0ed26bf5a55ced8606c974761e09e4fa">
   <xsd:schema xmlns:xsd="http://www.w3.org/2001/XMLSchema" xmlns:xs="http://www.w3.org/2001/XMLSchema" xmlns:p="http://schemas.microsoft.com/office/2006/metadata/properties" xmlns:ns2="e22defc6-895c-4d17-8d51-52c58cbdf9c8" xmlns:ns3="f7d9f5a6-831d-4621-8c77-cbcaf993e406" targetNamespace="http://schemas.microsoft.com/office/2006/metadata/properties" ma:root="true" ma:fieldsID="ddefb2dbb2671fc4cf4f5694cdb776bd" ns2:_="" ns3:_="">
     <xsd:import namespace="e22defc6-895c-4d17-8d51-52c58cbdf9c8"/>
@@ -4184,23 +4242,20 @@
 </ct:contentTypeSchema>
 </file>
 
-<file path=customXml/itemProps1.xml><?xml version="1.0" encoding="utf-8"?>
-<ds:datastoreItem xmlns:ds="http://schemas.openxmlformats.org/officeDocument/2006/customXml" ds:itemID="{B03ABF83-E1E4-4C7B-9499-5CEDB757465A}">
-  <ds:schemaRefs>
-    <ds:schemaRef ds:uri="http://schemas.microsoft.com/sharepoint/v3/contenttype/forms"/>
-  </ds:schemaRefs>
-</ds:datastoreItem>
+<file path=customXml/item2.xml><?xml version="1.0" encoding="utf-8"?>
+<b:Sources xmlns:b="http://schemas.openxmlformats.org/officeDocument/2006/bibliography" xmlns="http://schemas.openxmlformats.org/officeDocument/2006/bibliography" SelectedStyle="\APASixthEditionOfficeOnline.xsl" StyleName="APA" Version="6"/>
 </file>
 
-<file path=customXml/itemProps2.xml><?xml version="1.0" encoding="utf-8"?>
-<ds:datastoreItem xmlns:ds="http://schemas.openxmlformats.org/officeDocument/2006/customXml" ds:itemID="{AE472BBA-CF51-4B02-9A02-AA5B1827B8FE}">
-  <ds:schemaRefs>
-    <ds:schemaRef ds:uri="http://schemas.openxmlformats.org/officeDocument/2006/bibliography"/>
-  </ds:schemaRefs>
-</ds:datastoreItem>
+<file path=customXml/item3.xml><?xml version="1.0" encoding="utf-8"?>
+<?mso-contentType ?>
+<FormTemplates xmlns="http://schemas.microsoft.com/sharepoint/v3/contenttype/forms">
+  <Display>DocumentLibraryForm</Display>
+  <Edit>DocumentLibraryForm</Edit>
+  <New>DocumentLibraryForm</New>
+</FormTemplates>
 </file>
 
-<file path=customXml/itemProps3.xml><?xml version="1.0" encoding="utf-8"?>
+<file path=customXml/itemProps1.xml><?xml version="1.0" encoding="utf-8"?>
 <ds:datastoreItem xmlns:ds="http://schemas.openxmlformats.org/officeDocument/2006/customXml" ds:itemID="{3030FE43-1AF5-4219-B946-E28A04AFBC24}">
   <ds:schemaRefs>
     <ds:schemaRef ds:uri="http://schemas.microsoft.com/office/2006/metadata/contentType"/>
@@ -4217,4 +4272,20 @@
     <ds:schemaRef ds:uri="http://schemas.microsoft.com/internal/obd"/>
   </ds:schemaRefs>
 </ds:datastoreItem>
+</file>
+
+<file path=customXml/itemProps2.xml><?xml version="1.0" encoding="utf-8"?>
+<ds:datastoreItem xmlns:ds="http://schemas.openxmlformats.org/officeDocument/2006/customXml" ds:itemID="{AE472BBA-CF51-4B02-9A02-AA5B1827B8FE}">
+  <ds:schemaRefs>
+    <ds:schemaRef ds:uri="http://schemas.openxmlformats.org/officeDocument/2006/bibliography"/>
+  </ds:schemaRefs>
+</ds:datastoreItem>
+</file>
+
+<file path=customXml/itemProps3.xml><?xml version="1.0" encoding="utf-8"?>
+<ds:datastoreItem xmlns:ds="http://schemas.openxmlformats.org/officeDocument/2006/customXml" ds:itemID="{B03ABF83-E1E4-4C7B-9499-5CEDB757465A}">
+  <ds:schemaRefs>
+    <ds:schemaRef ds:uri="http://schemas.microsoft.com/sharepoint/v3/contenttype/forms"/>
+  </ds:schemaRefs>
+</ds:datastoreItem>
 </file>